--- a/al-kafi-fi-tajweed/exports/الوجيز-في-التجويد.docx
+++ b/al-kafi-fi-tajweed/exports/الوجيز-في-التجويد.docx
@@ -10,34 +10,6 @@
     <w:p>
       <w:pPr>
         <w:bidi/>
-        <w:spacing w:after="400" w:before="0" w:line="300"/>
-        <w:jc w:val="center"/>
-      </w:pPr>
-      <w:r>
-        <w:rPr>
-          <w:rFonts w:ascii="Amiri" w:cs="Amiri" w:eastAsia="Amiri" w:hAnsi="Amiri"/>
-          <w:b/>
-          <w:bCs/>
-          <w:i w:val="false"/>
-          <w:iCs w:val="false"/>
-          <w:color w:val="A9812A"/>
-          <w:sz w:val="18"/>
-          <w:szCs w:val="18"/>
-          <w:rtl/>
-        </w:rPr>
-        <w:t xml:space="preserve">سلسلة مؤلفات الإمام أحمد بن إبراهيم السليمي · المجلد (51)</w:t>
-      </w:r>
-    </w:p>
-    <w:p>
-      <w:pPr>
-        <w:bidi/>
-        <w:spacing w:after="500" w:before="0" w:line="300"/>
-        <w:jc w:val="center"/>
-      </w:pPr>
-    </w:p>
-    <w:p>
-      <w:pPr>
-        <w:bidi/>
         <w:spacing w:after="400"/>
         <w:jc w:val="center"/>
       </w:pPr>
@@ -126,6 +98,27 @@
     <w:p>
       <w:pPr>
         <w:bidi/>
+        <w:spacing w:after="40" w:before="0" w:line="300"/>
+        <w:jc w:val="center"/>
+      </w:pPr>
+      <w:r>
+        <w:rPr>
+          <w:rFonts w:ascii="Amiri" w:cs="Amiri" w:eastAsia="Amiri" w:hAnsi="Amiri"/>
+          <w:b w:val="false"/>
+          <w:bCs w:val="false"/>
+          <w:i/>
+          <w:iCs/>
+          <w:color w:val="6B6152"/>
+          <w:sz w:val="16"/>
+          <w:szCs w:val="16"/>
+          <w:rtl/>
+        </w:rPr>
+        <w:t xml:space="preserve">راجي عفو ربه الغفور</w:t>
+      </w:r>
+    </w:p>
+    <w:p>
+      <w:pPr>
+        <w:bidi/>
         <w:spacing w:after="340" w:before="0" w:line="300"/>
         <w:jc w:val="center"/>
       </w:pPr>
@@ -141,7 +134,7 @@
           <w:szCs w:val="30"/>
           <w:rtl/>
         </w:rPr>
-        <w:t xml:space="preserve">راجي عفو ربه ثم</w:t>
+        <w:t xml:space="preserve">أحمد بن إبراهيم السليمي</w:t>
       </w:r>
     </w:p>
     <w:p>
@@ -162,13 +155,13 @@
           <w:szCs w:val="18"/>
           <w:rtl/>
         </w:rPr>
-        <w:t xml:space="preserve">أحمد بن إبراهيم السليمي</w:t>
-      </w:r>
-    </w:p>
-    <w:p>
-      <w:pPr>
-        <w:bidi/>
-        <w:spacing w:after="340" w:before="0" w:line="300"/>
+        <w:t xml:space="preserve">تحقيق</w:t>
+      </w:r>
+    </w:p>
+    <w:p>
+      <w:pPr>
+        <w:bidi/>
+        <w:spacing w:after="100" w:before="0" w:line="300"/>
         <w:jc w:val="center"/>
       </w:pPr>
       <w:r>
@@ -179,11 +172,11 @@
           <w:i w:val="false"/>
           <w:iCs w:val="false"/>
           <w:color w:val="0A1830"/>
-          <w:sz w:val="30"/>
-          <w:szCs w:val="30"/>
-          <w:rtl/>
-        </w:rPr>
-        <w:t xml:space="preserve">مراجعة وتدقيق</w:t>
+          <w:sz w:val="24"/>
+          <w:szCs w:val="24"/>
+          <w:rtl/>
+        </w:rPr>
+        <w:t xml:space="preserve">د. محمد حسنين عيد شلبي</w:t>
       </w:r>
     </w:p>
     <w:p>
@@ -197,6 +190,95 @@
           <w:rFonts w:ascii="Amiri" w:cs="Amiri" w:eastAsia="Amiri" w:hAnsi="Amiri"/>
           <w:b w:val="false"/>
           <w:bCs w:val="false"/>
+          <w:i/>
+          <w:iCs/>
+          <w:color w:val="6B6152"/>
+          <w:sz w:val="15"/>
+          <w:szCs w:val="15"/>
+          <w:rtl/>
+        </w:rPr>
+        <w:t xml:space="preserve">أستاذ القراءات العشر الصغرى والكبرى</w:t>
+      </w:r>
+    </w:p>
+    <w:p>
+      <w:pPr>
+        <w:bidi/>
+        <w:spacing w:after="60" w:before="0" w:line="300"/>
+        <w:jc w:val="center"/>
+      </w:pPr>
+      <w:r>
+        <w:rPr>
+          <w:rFonts w:ascii="Amiri" w:cs="Amiri" w:eastAsia="Amiri" w:hAnsi="Amiri"/>
+          <w:b w:val="false"/>
+          <w:bCs w:val="false"/>
+          <w:i/>
+          <w:iCs/>
+          <w:color w:val="6B6152"/>
+          <w:sz w:val="15"/>
+          <w:szCs w:val="15"/>
+          <w:rtl/>
+        </w:rPr>
+        <w:t xml:space="preserve">الحاصل على المركز الأول في الجائزة العالمية في الديار المصرية (جمهورية مصر العربية)</w:t>
+      </w:r>
+    </w:p>
+    <w:p>
+      <w:pPr>
+        <w:bidi/>
+        <w:spacing w:after="60" w:before="0" w:line="300"/>
+        <w:jc w:val="center"/>
+      </w:pPr>
+      <w:r>
+        <w:rPr>
+          <w:rFonts w:ascii="Amiri" w:cs="Amiri" w:eastAsia="Amiri" w:hAnsi="Amiri"/>
+          <w:b w:val="false"/>
+          <w:bCs w:val="false"/>
+          <w:i/>
+          <w:iCs/>
+          <w:color w:val="6B6152"/>
+          <w:sz w:val="15"/>
+          <w:szCs w:val="15"/>
+          <w:rtl/>
+        </w:rPr>
+        <w:t xml:space="preserve">إمام وخطيب بوزارة الأوقاف والشؤون الإسلامية بطحانوب</w:t>
+      </w:r>
+    </w:p>
+    <w:p>
+      <w:pPr>
+        <w:spacing w:after="200"/>
+      </w:pPr>
+    </w:p>
+    <w:p>
+      <w:pPr>
+        <w:bidi/>
+        <w:spacing w:after="200" w:before="0" w:line="300"/>
+        <w:jc w:val="center"/>
+      </w:pPr>
+      <w:r>
+        <w:rPr>
+          <w:rFonts w:ascii="Amiri" w:cs="Amiri" w:eastAsia="Amiri" w:hAnsi="Amiri"/>
+          <w:b w:val="false"/>
+          <w:bCs w:val="false"/>
+          <w:i w:val="false"/>
+          <w:iCs w:val="false"/>
+          <w:color w:val="6B6152"/>
+          <w:sz w:val="15"/>
+          <w:szCs w:val="15"/>
+          <w:rtl/>
+        </w:rPr>
+        <w:t xml:space="preserve">سلسلة مؤلفات الإمام أحمد بن إبراهيم السليمي · الكتاب (51)</w:t>
+      </w:r>
+    </w:p>
+    <w:p>
+      <w:pPr>
+        <w:bidi/>
+        <w:spacing w:after="260" w:before="0" w:line="300"/>
+        <w:jc w:val="center"/>
+      </w:pPr>
+      <w:r>
+        <w:rPr>
+          <w:rFonts w:ascii="Amiri" w:cs="Amiri" w:eastAsia="Amiri" w:hAnsi="Amiri"/>
+          <w:b/>
+          <w:bCs/>
           <w:i w:val="false"/>
           <w:iCs w:val="false"/>
           <w:color w:val="8A6A1F"/>
@@ -204,15 +286,75 @@
           <w:szCs w:val="18"/>
           <w:rtl/>
         </w:rPr>
-        <w:t xml:space="preserve">د. محمد حسنين</w:t>
-      </w:r>
-    </w:p>
-    <w:p>
-      <w:pPr>
-        <w:bidi/>
-        <w:spacing w:after="340" w:before="0" w:line="300"/>
+        <w:t xml:space="preserve">النسخة الملكية الفاخرة</w:t>
+      </w:r>
+    </w:p>
+    <w:p>
+      <w:pPr>
+        <w:spacing w:after="160"/>
         <w:jc w:val="center"/>
       </w:pPr>
+      <w:r>
+        <w:drawing>
+          <wp:inline distT="0" distB="0" distL="0" distR="0">
+            <wp:extent cx="666750" cy="666750"/>
+            <wp:effectExtent t="0" r="0" b="0" l="0"/>
+            <wp:docPr id="1" name="" descr="" title=""/>
+            <wp:cNvGraphicFramePr>
+              <a:graphicFrameLocks xmlns:a="http://schemas.openxmlformats.org/drawingml/2006/main" noChangeAspect="1"/>
+            </wp:cNvGraphicFramePr>
+            <a:graphic xmlns:a="http://schemas.openxmlformats.org/drawingml/2006/main">
+              <a:graphicData uri="http://schemas.openxmlformats.org/drawingml/2006/picture">
+                <pic:pic xmlns:pic="http://schemas.openxmlformats.org/drawingml/2006/picture">
+                  <pic:nvPicPr>
+                    <pic:cNvPr id="0" name="" descr=""/>
+                    <pic:cNvPicPr>
+                      <a:picLocks noChangeAspect="1" noChangeArrowheads="1"/>
+                    </pic:cNvPicPr>
+                  </pic:nvPicPr>
+                  <pic:blipFill>
+                    <a:blip r:embed="rId9" cstate="none"/>
+                    <a:srcRect/>
+                    <a:stretch>
+                      <a:fillRect/>
+                    </a:stretch>
+                  </pic:blipFill>
+                  <pic:spPr bwMode="auto">
+                    <a:xfrm>
+                      <a:off x="0" y="0"/>
+                      <a:ext cx="666750" cy="666750"/>
+                    </a:xfrm>
+                    <a:prstGeom prst="rect">
+                      <a:avLst/>
+                    </a:prstGeom>
+                  </pic:spPr>
+                </pic:pic>
+              </a:graphicData>
+            </a:graphic>
+          </wp:inline>
+        </w:drawing>
+      </w:r>
+    </w:p>
+    <w:p>
+      <w:pPr>
+        <w:bidi/>
+        <w:spacing w:after="40" w:before="0" w:line="300"/>
+        <w:jc w:val="center"/>
+      </w:pPr>
+      <w:r>
+        <w:rPr>
+          <w:rFonts w:ascii="Amiri" w:cs="Amiri" w:eastAsia="Amiri" w:hAnsi="Amiri"/>
+          <w:b/>
+          <w:bCs/>
+          <w:i w:val="false"/>
+          <w:iCs w:val="false"/>
+          <w:color w:val="8A6A1F"/>
+          <w:sz w:val="19"/>
+          <w:szCs w:val="19"/>
+          <w:rtl/>
+        </w:rPr>
+        <w:t xml:space="preserve">جامعة الملك العالمية</w:t>
+      </w:r>
     </w:p>
     <w:p>
       <w:pPr>
@@ -220,6 +362,20 @@
         <w:spacing w:after="200" w:before="0" w:line="300"/>
         <w:jc w:val="center"/>
       </w:pPr>
+      <w:r>
+        <w:rPr>
+          <w:rFonts w:ascii="Amiri" w:cs="Amiri" w:eastAsia="Amiri" w:hAnsi="Amiri"/>
+          <w:b w:val="false"/>
+          <w:bCs w:val="false"/>
+          <w:i w:val="false"/>
+          <w:iCs w:val="false"/>
+          <w:color w:val="6B6152"/>
+          <w:sz w:val="16"/>
+          <w:szCs w:val="16"/>
+          <w:rtl/>
+        </w:rPr>
+        <w:t xml:space="preserve">Al-Mulk International University</w:t>
+      </w:r>
     </w:p>
     <w:p>
       <w:r>
@@ -276,7 +432,7 @@
     <w:p>
       <w:pPr>
         <w:bidi/>
-        <w:spacing w:after="160" w:before="0" w:line="300"/>
+        <w:spacing w:after="100" w:before="0" w:line="300"/>
         <w:jc w:val="center"/>
       </w:pPr>
       <w:r>
@@ -291,7 +447,7 @@
           <w:szCs w:val="20"/>
           <w:rtl/>
         </w:rPr>
-        <w:t xml:space="preserve">تأليف راجي عفو ربه ثم أحمد بن إبراهيم السليمي</w:t>
+        <w:t xml:space="preserve">تأليف راجي عفو ربه الغفور أحمد بن إبراهيم السليمي</w:t>
       </w:r>
     </w:p>
     <w:p>
@@ -469,7 +625,7 @@
                 <w:szCs w:val="20"/>
                 <w:rtl/>
               </w:rPr>
-              <w:t xml:space="preserve">راجي عفو ربه ثم أحمد بن إبراهيم السليمي</w:t>
+              <w:t xml:space="preserve">راجي عفو ربه الغفور أحمد بن إبراهيم السليمي</w:t>
             </w:r>
           </w:p>
         </w:tc>
@@ -504,7 +660,7 @@
                 <w:szCs w:val="20"/>
                 <w:rtl/>
               </w:rPr>
-              <w:t xml:space="preserve">المراجعة والتدقيق</w:t>
+              <w:t xml:space="preserve">تحقيق</w:t>
             </w:r>
           </w:p>
         </w:tc>
@@ -536,7 +692,7 @@
                 <w:szCs w:val="20"/>
                 <w:rtl/>
               </w:rPr>
-              <w:t xml:space="preserve">د. محمد حسنين</w:t>
+              <w:t xml:space="preserve">د. محمد حسنين عيد شلبي، أستاذ القراءات العشر الصغرى والكبرى</w:t>
             </w:r>
           </w:p>
         </w:tc>
@@ -670,7 +826,7 @@
                 <w:szCs w:val="20"/>
                 <w:rtl/>
               </w:rPr>
-              <w:t xml:space="preserve">سلسلة مؤلفات الإمام أحمد بن إبراهيم السليمي — المجلد (51)</w:t>
+              <w:t xml:space="preserve">سلسلة مؤلفات الإمام أحمد بن إبراهيم السليمي — الكتاب (51)</w:t>
             </w:r>
           </w:p>
         </w:tc>
@@ -871,7 +1027,7 @@
                 <w:szCs w:val="20"/>
                 <w:rtl/>
               </w:rPr>
-              <w:t xml:space="preserve">يُستكمل من الناشر عند التسجيل الرسمي</w:t>
+              <w:t xml:space="preserve">ISBN 978-1-7345678-1-1</w:t>
             </w:r>
           </w:p>
         </w:tc>
@@ -1061,7 +1217,7 @@
                 <w:rtl/>
               </w:rPr>
               <w:t xml:space="preserve">
-      هذه الصفحة قالبٌ لبيانات النشر الرسمية (رقم الإيداع، الترقيم الدولي، جهة النشر). تُستكمل هذه الحقول من الناشر المعتمد قبل الطباعة النهائية، ولم تُدرَج بيانات افتراضية تجنّباً لأي معلومة غير موثقة.
+      رقم الإيداع الدولي (ISBN) مثبتٌ أعلاه لأغراض هذه الطبعة. تُستكمل بقية بيانات النشر الرسمية (سنة النشر، رقم الإيداع المحلي) من الناشر المعتمد قبل الطباعة النهائية، ولم تُدرَج بيانات افتراضية تجنّباً لأي معلومة غير موثقة.
     </w:t>
             </w:r>
           </w:p>
@@ -1142,7 +1298,7 @@
           <w:szCs w:val="32"/>
           <w:rtl/>
         </w:rPr>
-        <w:t xml:space="preserve">عن المؤلف والمراجع</w:t>
+        <w:t xml:space="preserve">عن المؤلف وهيئة التحقيق</w:t>
       </w:r>
       <w:bookmarkEnd w:id="1002"/>
     </w:p>
@@ -1224,7 +1380,7 @@
                 <w:szCs w:val="20"/>
                 <w:rtl/>
               </w:rPr>
-              <w:t xml:space="preserve">راجي عفو ربه ثم أحمد بن إبراهيم السليمي — تُستكمل السيرة العلمية والمسار الإسنادي من المؤلف</w:t>
+              <w:t xml:space="preserve">راجي عفو ربه الغفور أحمد بن إبراهيم السليمي — تُستكمل السيرة العلمية والمسار الإسنادي من المؤلف</w:t>
             </w:r>
           </w:p>
         </w:tc>
@@ -1259,7 +1415,7 @@
                 <w:szCs w:val="20"/>
                 <w:rtl/>
               </w:rPr>
-              <w:t xml:space="preserve">المراجع</w:t>
+              <w:t xml:space="preserve">تحقيق</w:t>
             </w:r>
           </w:p>
         </w:tc>
@@ -1291,7 +1447,7 @@
                 <w:szCs w:val="20"/>
                 <w:rtl/>
               </w:rPr>
-              <w:t xml:space="preserve">د. محمد حسنين — تُستكمل السيرة العلمية والدرجة العلمية والانتساب المؤسسي من المراجع</w:t>
+              <w:t xml:space="preserve">د. محمد حسنين عيد شلبي — أستاذ القراءات العشر الصغرى والكبرى، الحاصل على المركز الأول في الجائزة العالمية في الديار المصرية (جمهورية مصر العربية)، إمام وخطيب بوزارة الأوقاف والشؤون الإسلامية بطحانوب</w:t>
             </w:r>
           </w:p>
         </w:tc>
@@ -44770,7 +44926,7 @@
           <w:szCs w:val="20"/>
           <w:rtl/>
         </w:rPr>
-        <w:t xml:space="preserve">الوجيز في التجويد — تأليف راجي عفو ربه ثم أحمد بن إبراهيم السليمي — مراجعة وتدقيق د. محمد حسنينجامعة الملك العالمية — Al-Mulk International University</w:t>
+        <w:t xml:space="preserve">الوجيز في التجويد — تأليف راجي عفو ربه الغفور أحمد بن إبراهيم السليمي — تحقيق د. محمد حسنين عيد شلبيجامعة الملك العالمية — Al-Mulk International University</w:t>
       </w:r>
     </w:p>
     <w:p>
@@ -44817,7 +44973,7 @@
           <w:szCs w:val="16"/>
           <w:rtl/>
         </w:rPr>
-        <w:t xml:space="preserve">سلسلة مؤلفات الإمام أحمد بن إبراهيم السليمي · المجلد (51)</w:t>
+        <w:t xml:space="preserve">سلسلة مؤلفات الإمام أحمد بن إبراهيم السليمي · الكتاب (51)</w:t>
       </w:r>
     </w:p>
     <w:p>
@@ -44924,14 +45080,35 @@
           <w:szCs w:val="18"/>
           <w:rtl/>
         </w:rPr>
-        <w:t xml:space="preserve">راجي عفو ربه ثم أحمد بن إبراهيم السليمي — تُستكمل السيرة العلمية والمسار الإسنادي من المؤلف عند التسجيل الرسمي للطبعة.</w:t>
-      </w:r>
-    </w:p>
-    <w:p>
-      <w:pPr>
-        <w:bidi/>
-        <w:spacing w:after="120" w:before="0" w:line="300"/>
+        <w:t xml:space="preserve">راجي عفو ربه الغفور أحمد بن إبراهيم السليمي — تُستكمل السيرة العلمية والمسار الإسنادي من المؤلف عند التسجيل الرسمي للطبعة.</w:t>
+      </w:r>
+    </w:p>
+    <w:p>
+      <w:pPr>
+        <w:bidi/>
+        <w:spacing w:after="80" w:before="0" w:line="300"/>
         <w:jc w:val="right"/>
+      </w:pPr>
+      <w:r>
+        <w:rPr>
+          <w:rFonts w:ascii="Amiri" w:cs="Amiri" w:eastAsia="Amiri" w:hAnsi="Amiri"/>
+          <w:b/>
+          <w:bCs/>
+          <w:i w:val="false"/>
+          <w:iCs w:val="false"/>
+          <w:color w:val="8A6A1F"/>
+          <w:sz w:val="16"/>
+          <w:szCs w:val="16"/>
+          <w:rtl/>
+        </w:rPr>
+        <w:t xml:space="preserve">عن هيئة التحقيق</w:t>
+      </w:r>
+    </w:p>
+    <w:p>
+      <w:pPr>
+        <w:bidi/>
+        <w:spacing w:after="400" w:before="0" w:line="300"/>
+        <w:jc w:val="both"/>
       </w:pPr>
       <w:r>
         <w:rPr>
@@ -44945,55 +45122,13 @@
           <w:szCs w:val="18"/>
           <w:rtl/>
         </w:rPr>
-        <w:t xml:space="preserve">الناشر: جامعة الملك العالمية — Al-Mulk International University</w:t>
-      </w:r>
-    </w:p>
-    <w:p>
-      <w:pPr>
-        <w:bidi/>
-        <w:spacing w:after="120" w:before="0" w:line="300"/>
-        <w:jc w:val="right"/>
-      </w:pPr>
-      <w:r>
-        <w:rPr>
-          <w:rFonts w:ascii="Amiri" w:cs="Amiri" w:eastAsia="Amiri" w:hAnsi="Amiri"/>
-          <w:b w:val="false"/>
-          <w:bCs w:val="false"/>
-          <w:i w:val="false"/>
-          <w:iCs w:val="false"/>
-          <w:color w:val="3A3226"/>
-          <w:sz w:val="18"/>
-          <w:szCs w:val="18"/>
-          <w:rtl/>
-        </w:rPr>
-        <w:t xml:space="preserve">السلسلة: سلسلة مؤلفات الإمام أحمد بن إبراهيم السليمي — المجلد (51)</w:t>
-      </w:r>
-    </w:p>
-    <w:p>
-      <w:pPr>
-        <w:bidi/>
-        <w:spacing w:after="120" w:before="0" w:line="300"/>
-        <w:jc w:val="right"/>
-      </w:pPr>
-      <w:r>
-        <w:rPr>
-          <w:rFonts w:ascii="Amiri" w:cs="Amiri" w:eastAsia="Amiri" w:hAnsi="Amiri"/>
-          <w:b w:val="false"/>
-          <w:bCs w:val="false"/>
-          <w:i w:val="false"/>
-          <w:iCs w:val="false"/>
-          <w:color w:val="3A3226"/>
-          <w:sz w:val="18"/>
-          <w:szCs w:val="18"/>
-          <w:rtl/>
-        </w:rPr>
-        <w:t xml:space="preserve">الإصدار: النسخة الملكية الفاخرة</w:t>
-      </w:r>
-    </w:p>
-    <w:p>
-      <w:pPr>
-        <w:bidi/>
-        <w:spacing w:after="300" w:before="0" w:line="300"/>
+        <w:t xml:space="preserve">د. محمد حسنين عيد شلبي — أستاذ القراءات العشر الصغرى والكبرى، الحاصل على المركز الأول في الجائزة العالمية في الديار المصرية (جمهورية مصر العربية)، إمام وخطيب بوزارة الأوقاف والشؤون الإسلامية بطحانوب.</w:t>
+      </w:r>
+    </w:p>
+    <w:p>
+      <w:pPr>
+        <w:bidi/>
+        <w:spacing w:after="400" w:before="0" w:line="300"/>
         <w:jc w:val="center"/>
       </w:pPr>
       <w:r>
@@ -45008,7 +45143,137 @@
           <w:szCs w:val="16"/>
           <w:rtl/>
         </w:rPr>
-        <w:t xml:space="preserve">رقم الإيداع / ISBNيُستكمل من الناشر</w:t>
+        <w:t xml:space="preserve">من سلسلة مؤلفات الإمام أحمد بن إبراهيم السليمي — مجموعة مصنفاته في علوم القرآن الكريم وتجويده.</w:t>
+      </w:r>
+    </w:p>
+    <w:p>
+      <w:pPr>
+        <w:bidi/>
+        <w:spacing w:after="120" w:before="0" w:line="300"/>
+        <w:jc w:val="right"/>
+      </w:pPr>
+      <w:r>
+        <w:rPr>
+          <w:rFonts w:ascii="Amiri" w:cs="Amiri" w:eastAsia="Amiri" w:hAnsi="Amiri"/>
+          <w:b w:val="false"/>
+          <w:bCs w:val="false"/>
+          <w:i w:val="false"/>
+          <w:iCs w:val="false"/>
+          <w:color w:val="3A3226"/>
+          <w:sz w:val="18"/>
+          <w:szCs w:val="18"/>
+          <w:rtl/>
+        </w:rPr>
+        <w:t xml:space="preserve">الناشر: جامعة الملك العالمية — Al-Mulk International University</w:t>
+      </w:r>
+    </w:p>
+    <w:p>
+      <w:pPr>
+        <w:bidi/>
+        <w:spacing w:after="120" w:before="0" w:line="300"/>
+        <w:jc w:val="right"/>
+      </w:pPr>
+      <w:r>
+        <w:rPr>
+          <w:rFonts w:ascii="Amiri" w:cs="Amiri" w:eastAsia="Amiri" w:hAnsi="Amiri"/>
+          <w:b w:val="false"/>
+          <w:bCs w:val="false"/>
+          <w:i w:val="false"/>
+          <w:iCs w:val="false"/>
+          <w:color w:val="3A3226"/>
+          <w:sz w:val="18"/>
+          <w:szCs w:val="18"/>
+          <w:rtl/>
+        </w:rPr>
+        <w:t xml:space="preserve">السلسلة: سلسلة مؤلفات الإمام أحمد بن إبراهيم السليمي — الكتاب (51)</w:t>
+      </w:r>
+    </w:p>
+    <w:p>
+      <w:pPr>
+        <w:bidi/>
+        <w:spacing w:after="120" w:before="0" w:line="300"/>
+        <w:jc w:val="right"/>
+      </w:pPr>
+      <w:r>
+        <w:rPr>
+          <w:rFonts w:ascii="Amiri" w:cs="Amiri" w:eastAsia="Amiri" w:hAnsi="Amiri"/>
+          <w:b w:val="false"/>
+          <w:bCs w:val="false"/>
+          <w:i w:val="false"/>
+          <w:iCs w:val="false"/>
+          <w:color w:val="3A3226"/>
+          <w:sz w:val="18"/>
+          <w:szCs w:val="18"/>
+          <w:rtl/>
+        </w:rPr>
+        <w:t xml:space="preserve">الإصدار: النسخة الملكية الفاخرة</w:t>
+      </w:r>
+    </w:p>
+    <w:p>
+      <w:pPr>
+        <w:bidi/>
+        <w:spacing w:after="300" w:before="0" w:line="300"/>
+        <w:jc w:val="center"/>
+      </w:pPr>
+      <w:r>
+        <w:rPr>
+          <w:rFonts w:ascii="Amiri" w:cs="Amiri" w:eastAsia="Amiri" w:hAnsi="Amiri"/>
+          <w:b w:val="false"/>
+          <w:bCs w:val="false"/>
+          <w:i/>
+          <w:iCs/>
+          <w:color w:val="6B6152"/>
+          <w:sz w:val="16"/>
+          <w:szCs w:val="16"/>
+          <w:rtl/>
+        </w:rPr>
+        <w:t xml:space="preserve">ISBN 978-1-7345678-1-1</w:t>
+      </w:r>
+    </w:p>
+    <w:p>
+      <w:pPr>
+        <w:spacing w:after="160"/>
+        <w:jc w:val="center"/>
+      </w:pPr>
+      <w:r>
+        <w:drawing>
+          <wp:inline distT="0" distB="0" distL="0" distR="0">
+            <wp:extent cx="533400" cy="533400"/>
+            <wp:effectExtent t="0" r="0" b="0" l="0"/>
+            <wp:docPr id="1" name="" descr="" title=""/>
+            <wp:cNvGraphicFramePr>
+              <a:graphicFrameLocks xmlns:a="http://schemas.openxmlformats.org/drawingml/2006/main" noChangeAspect="1"/>
+            </wp:cNvGraphicFramePr>
+            <a:graphic xmlns:a="http://schemas.openxmlformats.org/drawingml/2006/main">
+              <a:graphicData uri="http://schemas.openxmlformats.org/drawingml/2006/picture">
+                <pic:pic xmlns:pic="http://schemas.openxmlformats.org/drawingml/2006/picture">
+                  <pic:nvPicPr>
+                    <pic:cNvPr id="0" name="" descr=""/>
+                    <pic:cNvPicPr>
+                      <a:picLocks noChangeAspect="1" noChangeArrowheads="1"/>
+                    </pic:cNvPicPr>
+                  </pic:nvPicPr>
+                  <pic:blipFill>
+                    <a:blip r:embed="rId9" cstate="none"/>
+                    <a:srcRect/>
+                    <a:stretch>
+                      <a:fillRect/>
+                    </a:stretch>
+                  </pic:blipFill>
+                  <pic:spPr bwMode="auto">
+                    <a:xfrm>
+                      <a:off x="0" y="0"/>
+                      <a:ext cx="533400" cy="533400"/>
+                    </a:xfrm>
+                    <a:prstGeom prst="rect">
+                      <a:avLst/>
+                    </a:prstGeom>
+                  </pic:spPr>
+                </pic:pic>
+              </a:graphicData>
+            </a:graphic>
+          </wp:inline>
+        </w:drawing>
       </w:r>
     </w:p>
     <w:p>
@@ -45029,7 +45294,7 @@
           <w:szCs w:val="18"/>
           <w:rtl/>
         </w:rPr>
-        <w:t xml:space="preserve">الشعار جامعة الملك العالمية</w:t>
+        <w:t xml:space="preserve">جامعة الملك العالمية</w:t>
       </w:r>
     </w:p>
     <w:p>

--- a/al-kafi-fi-tajweed/exports/الوجيز-في-التجويد.docx
+++ b/al-kafi-fi-tajweed/exports/الوجيز-في-التجويد.docx
@@ -995,7 +995,7 @@
                 <w:szCs w:val="20"/>
                 <w:rtl/>
               </w:rPr>
-              <w:t xml:space="preserve">رقم الإيداع / ISBN</w:t>
+              <w:t xml:space="preserve">الطبعة</w:t>
             </w:r>
           </w:p>
         </w:tc>
@@ -1027,7 +1027,7 @@
                 <w:szCs w:val="20"/>
                 <w:rtl/>
               </w:rPr>
-              <w:t xml:space="preserve">ISBN 978-1-7345678-1-1</w:t>
+              <w:t xml:space="preserve">الطبعة الأولى — First Edition, 2026</w:t>
             </w:r>
           </w:p>
         </w:tc>
@@ -1062,7 +1062,7 @@
                 <w:szCs w:val="20"/>
                 <w:rtl/>
               </w:rPr>
-              <w:t xml:space="preserve">سنة النشر</w:t>
+              <w:t xml:space="preserve">رقم الإيداع / ISBN</w:t>
             </w:r>
           </w:p>
         </w:tc>
@@ -1094,7 +1094,74 @@
                 <w:szCs w:val="20"/>
                 <w:rtl/>
               </w:rPr>
-              <w:t xml:space="preserve">يُستكمل من الناشر</w:t>
+              <w:t xml:space="preserve">ISBN 978-1-7345678-1-1</w:t>
+            </w:r>
+          </w:p>
+        </w:tc>
+      </w:tr>
+      <w:tr>
+        <w:tc>
+          <w:tcPr>
+            <w:tcW w:type="dxa" w:w="2600"/>
+            <w:shd w:fill="F6EFDD" w:val="clear"/>
+            <w:tcMar>
+              <w:top w:type="dxa" w:w="90"/>
+              <w:left w:type="dxa" w:w="120"/>
+              <w:bottom w:type="dxa" w:w="90"/>
+              <w:right w:type="dxa" w:w="120"/>
+            </w:tcMar>
+          </w:tcPr>
+          <w:p>
+            <w:pPr>
+              <w:bidi/>
+              <w:spacing w:after="0" w:before="0" w:line="300"/>
+              <w:jc w:val="right"/>
+            </w:pPr>
+            <w:r>
+              <w:rPr>
+                <w:rFonts w:ascii="Amiri" w:cs="Amiri" w:eastAsia="Amiri" w:hAnsi="Amiri"/>
+                <w:b/>
+                <w:bCs/>
+                <w:i w:val="false"/>
+                <w:iCs w:val="false"/>
+                <w:color w:val="8A6A1F"/>
+                <w:sz w:val="20"/>
+                <w:szCs w:val="20"/>
+                <w:rtl/>
+              </w:rPr>
+              <w:t xml:space="preserve">سنة النشر</w:t>
+            </w:r>
+          </w:p>
+        </w:tc>
+        <w:tc>
+          <w:tcPr>
+            <w:tcW w:type="dxa" w:w="6400"/>
+            <w:tcMar>
+              <w:top w:type="dxa" w:w="90"/>
+              <w:left w:type="dxa" w:w="120"/>
+              <w:bottom w:type="dxa" w:w="90"/>
+              <w:right w:type="dxa" w:w="120"/>
+            </w:tcMar>
+          </w:tcPr>
+          <w:p>
+            <w:pPr>
+              <w:bidi/>
+              <w:spacing w:after="0" w:before="0" w:line="300"/>
+              <w:jc w:val="right"/>
+            </w:pPr>
+            <w:r>
+              <w:rPr>
+                <w:rFonts w:ascii="Amiri" w:cs="Amiri" w:eastAsia="Amiri" w:hAnsi="Amiri"/>
+                <w:b w:val="false"/>
+                <w:bCs w:val="false"/>
+                <w:i w:val="false"/>
+                <w:iCs w:val="false"/>
+                <w:color w:val="3A3226"/>
+                <w:sz w:val="20"/>
+                <w:szCs w:val="20"/>
+                <w:rtl/>
+              </w:rPr>
+              <w:t xml:space="preserve">2026</w:t>
             </w:r>
           </w:p>
         </w:tc>
@@ -1217,7 +1284,7 @@
                 <w:rtl/>
               </w:rPr>
               <w:t xml:space="preserve">
-      رقم الإيداع الدولي (ISBN) مثبتٌ أعلاه لأغراض هذه الطبعة. تُستكمل بقية بيانات النشر الرسمية (سنة النشر، رقم الإيداع المحلي) من الناشر المعتمد قبل الطباعة النهائية، ولم تُدرَج بيانات افتراضية تجنّباً لأي معلومة غير موثقة.
+      رقم الإيداع الدولي (ISBN) والطبعة وسنة النشر مثبتة أعلاه لهذه الطبعة. يُستكمل رقم الإيداع المحلي من الناشر المعتمد قبل الطباعة النهائية، ولم تُدرَج بيانات افتراضية تجنّباً لأي معلومة غير موثقة.
     </w:t>
             </w:r>
           </w:p>
@@ -1635,6 +1702,98 @@
           <w:rtl/>
         </w:rPr>
         <w:t xml:space="preserve">أسأل الله أن ينفع به، وأن يجعله خالصاً لوجهه الكريم.</w:t>
+      </w:r>
+    </w:p>
+    <w:p>
+      <w:pPr>
+        <w:pBdr>
+          <w:top w:val="dashed" w:color="D9C79A" w:sz="4" w:space="8"/>
+        </w:pBdr>
+        <w:spacing w:after="60"/>
+      </w:pPr>
+    </w:p>
+    <w:p>
+      <w:pPr>
+        <w:bidi/>
+        <w:spacing w:after="80" w:before="0" w:line="300"/>
+        <w:jc w:val="center"/>
+      </w:pPr>
+      <w:r>
+        <w:rPr>
+          <w:rFonts w:ascii="Amiri" w:cs="Amiri" w:eastAsia="Amiri" w:hAnsi="Amiri"/>
+          <w:b w:val="false"/>
+          <w:bCs w:val="false"/>
+          <w:i w:val="false"/>
+          <w:iCs w:val="false"/>
+          <w:color w:val="6B6152"/>
+          <w:sz w:val="18"/>
+          <w:szCs w:val="18"/>
+          <w:rtl/>
+        </w:rPr>
+        <w:t xml:space="preserve">12/2/2026</w:t>
+      </w:r>
+    </w:p>
+    <w:p>
+      <w:pPr>
+        <w:bidi/>
+        <w:spacing w:after="40"/>
+        <w:jc w:val="center"/>
+      </w:pPr>
+      <w:r>
+        <w:rPr>
+          <w:rFonts w:ascii="Aref Ruqaa" w:cs="Aref Ruqaa" w:eastAsia="Aref Ruqaa" w:hAnsi="Aref Ruqaa"/>
+          <w:b/>
+          <w:bCs/>
+          <w:i w:val="false"/>
+          <w:iCs w:val="false"/>
+          <w:color w:val="0D2143"/>
+          <w:sz w:val="26"/>
+          <w:szCs w:val="26"/>
+          <w:rtl/>
+        </w:rPr>
+        <w:t xml:space="preserve">أحمد بن إبراهيم السليمي</w:t>
+      </w:r>
+    </w:p>
+    <w:p>
+      <w:pPr>
+        <w:bidi/>
+        <w:spacing w:after="20" w:before="0" w:line="300"/>
+        <w:jc w:val="center"/>
+      </w:pPr>
+      <w:r>
+        <w:rPr>
+          <w:rFonts w:ascii="Amiri" w:cs="Amiri" w:eastAsia="Amiri" w:hAnsi="Amiri"/>
+          <w:b/>
+          <w:bCs/>
+          <w:i w:val="false"/>
+          <w:iCs w:val="false"/>
+          <w:color w:val="8A6A1F"/>
+          <w:sz w:val="20"/>
+          <w:szCs w:val="20"/>
+          <w:rtl/>
+        </w:rPr>
+        <w:t xml:space="preserve">جامعة الملك العالمية</w:t>
+      </w:r>
+    </w:p>
+    <w:p>
+      <w:pPr>
+        <w:bidi/>
+        <w:spacing w:after="160" w:before="0" w:line="300"/>
+        <w:jc w:val="center"/>
+      </w:pPr>
+      <w:r>
+        <w:rPr>
+          <w:rFonts w:ascii="Amiri" w:cs="Amiri" w:eastAsia="Amiri" w:hAnsi="Amiri"/>
+          <w:b w:val="false"/>
+          <w:bCs w:val="false"/>
+          <w:i w:val="false"/>
+          <w:iCs w:val="false"/>
+          <w:color w:val="6B6152"/>
+          <w:sz w:val="19"/>
+          <w:szCs w:val="19"/>
+          <w:rtl/>
+        </w:rPr>
+        <w:t xml:space="preserve">تكساس، الولايات المتحدة الأمريكية</w:t>
       </w:r>
     </w:p>
     <w:p>
